--- a/out/sharepoint/04-PartnerAgreements/SPA-2023-FAB-IN Fabrikam Service Partners.docx
+++ b/out/sharepoint/04-PartnerAgreements/SPA-2023-FAB-IN Fabrikam Service Partners.docx
@@ -191,7 +191,7 @@
     </w:p>
     <w:p>
       <w:r>
-        <w:t>A claim is submitted within 30 days of the date of repair, carrying the inspection report, the running-hours reading at the date of repair, and the part number actually fitted.</w:t>
+        <w:t>A claim is submitted within 30 days of the date of repair, giving the part number actually fitted and attaching the inspection report where one was raised. Contoso Industrial adjudicates the claim from the claim-system record, taking running hours from the latest reading held at or before the date of repair. An inspection report matters where an exclusion depends on it; a missing report does not of itself hold a claim.</w:t>
       </w:r>
     </w:p>
     <w:p>
